--- a/CW2/Report.docx
+++ b/CW2/Report.docx
@@ -713,7 +713,13 @@
     </w:p>
     <w:p>
       <w:r>
-        <w:t>Once running services and their specific versions are clearly enumerated, the focus shifts toward identifying potential weaknesses. I will deploy OpenVAS (a vulnerability scanner) which utilizes strict safe checks to automate the discovery of Common Vulnerabilities and Exposures (CVEs) without executing dangerous payloads. To minimize false positives, these automated results will be manually cross-referenced against exploit-db using SearchSploit.</w:t>
+        <w:t xml:space="preserve">Once running services and their specific versions are clearly enumerated, the focus shifts toward identifying potential weaknesses. I will deploy </w:t>
+      </w:r>
+      <w:r>
+        <w:t>Nessus</w:t>
+      </w:r>
+      <w:r>
+        <w:t xml:space="preserve"> (a vulnerability scanner) which utilizes strict safe checks to automate the discovery of Common Vulnerabilities and Exposures (CVEs) without executing dangerous payloads. To minimize false positives, these automated results will be manually cross-referenced against exploit-db.</w:t>
       </w:r>
     </w:p>
     <w:p>
@@ -845,9 +851,389 @@
         <w:pStyle w:val="Heading1"/>
       </w:pPr>
       <w:r>
+        <w:t>Evaluation (1350 Words)</w:t>
+      </w:r>
+    </w:p>
+    <w:p>
+      <w:pPr>
+        <w:rPr>
+          <w:b/>
+          <w:bCs/>
+        </w:rPr>
+      </w:pPr>
+      <w:r>
+        <w:rPr>
+          <w:b/>
+          <w:bCs/>
+        </w:rPr>
+        <w:t>Phase 1</w:t>
+      </w:r>
+    </w:p>
+    <w:p>
+      <w:r>
+        <w:t>My device is 192.168.0.61 (ifconfig), target net is 192.168.20.0/24</w:t>
+      </w:r>
+      <w:r>
+        <w:t>.</w:t>
+      </w:r>
+    </w:p>
+    <w:p>
+      <w:r>
         <w:lastRenderedPageBreak/>
-        <w:t>Evaluation (1350 Words)</w:t>
-      </w:r>
+        <w:t>With nmap -sS 192.168.20.0/24 , I got back .1 (gateway which is excluded), .29 and .48.</w:t>
+      </w:r>
+    </w:p>
+    <w:p>
+      <w:r>
+        <w:t>Starting with .29 there were 3 ports open</w:t>
+      </w:r>
+      <w:r>
+        <w:t>, with -sV scan I got some details on the ports</w:t>
+      </w:r>
+      <w:r>
+        <w:t>: 21 (ftp)</w:t>
+      </w:r>
+      <w:r>
+        <w:t xml:space="preserve"> vsftpd 3.0.5</w:t>
+      </w:r>
+      <w:r>
+        <w:t>, 22 (ssh)</w:t>
+      </w:r>
+      <w:r>
+        <w:t xml:space="preserve"> OpenSSH 10.0p2 Debian 7 (protocol 2.0</w:t>
+      </w:r>
+      <w:r>
+        <w:t>, 80 (http)</w:t>
+      </w:r>
+      <w:r>
+        <w:t xml:space="preserve"> Apache httpd 2.4.66 ((Debian)) </w:t>
+      </w:r>
+      <w:r>
+        <w:t>.</w:t>
+      </w:r>
+      <w:r>
+        <w:t xml:space="preserve"> This information tells me that this machine is a linux web server as its using Debian linux. The SSH version is very modern so I would need to find leaked credentials in order to access through this port. The version of FTP doesn’t have major known remote exploits but if anonymous login is enabled it could allow me to read or write files. The web server running on port 80 will definitely be the primary target as it could be vulnerable.</w:t>
+      </w:r>
+    </w:p>
+    <w:p>
+      <w:r>
+        <w:t>With 48 there were 12 ports: 21 (ftp)</w:t>
+      </w:r>
+      <w:r>
+        <w:t xml:space="preserve"> Microsoft ftp</w:t>
+      </w:r>
+      <w:r>
+        <w:t>, 23 (telnet)</w:t>
+      </w:r>
+      <w:r>
+        <w:t xml:space="preserve"> Microsoft Windows XP telnetd</w:t>
+      </w:r>
+      <w:r>
+        <w:t>, 135 (msrpc)</w:t>
+      </w:r>
+      <w:r>
+        <w:t xml:space="preserve"> Microsoft Windows RPC</w:t>
+      </w:r>
+      <w:r>
+        <w:t>, 139 (netbios-ssn)</w:t>
+      </w:r>
+      <w:r>
+        <w:t xml:space="preserve"> MWS netbios-ssn</w:t>
+      </w:r>
+      <w:r>
+        <w:t>, 445 (Microsoft-ds)</w:t>
+      </w:r>
+      <w:r>
+        <w:t xml:space="preserve"> MWS Server 2008 R2 – 2012 microsoft-ds</w:t>
+      </w:r>
+      <w:r>
+        <w:t>, 49152 - 53, 55, 56, 57 and 59 all unknown</w:t>
+      </w:r>
+      <w:r>
+        <w:t xml:space="preserve"> MWS RPC</w:t>
+      </w:r>
+      <w:r>
+        <w:t xml:space="preserve">.  </w:t>
+      </w:r>
+      <w:r>
+        <w:t xml:space="preserve">This information tells me that it’s a highly outdated </w:t>
+      </w:r>
+      <w:r>
+        <w:t xml:space="preserve">windows </w:t>
+      </w:r>
+      <w:r>
+        <w:t>machine. Firstly, telnet sends data in cleartext which is a big misconfiguration. The FTP is similiae to the linux box. The 139 and 445 are SMB ports running windows server 2008 which I already known contains the EternalBlue vulnerability (MS17-010). If its not patched I may be able to get admin privileges within a single exploit.</w:t>
+      </w:r>
+    </w:p>
+    <w:p>
+      <w:pPr>
+        <w:rPr>
+          <w:b/>
+          <w:bCs/>
+        </w:rPr>
+      </w:pPr>
+      <w:r>
+        <w:rPr>
+          <w:b/>
+          <w:bCs/>
+        </w:rPr>
+        <w:t>Phase 2</w:t>
+      </w:r>
+    </w:p>
+    <w:p>
+      <w:r>
+        <w:t>Next ive loaded up Nessus to start a vulnerability scan to gather more information about the p</w:t>
+      </w:r>
+      <w:r>
+        <w:t xml:space="preserve">orts </w:t>
+      </w:r>
+      <w:r>
+        <w:t>and services. I will run a basic network scan</w:t>
+      </w:r>
+      <w:r>
+        <w:t>.</w:t>
+      </w:r>
+    </w:p>
+    <w:p>
+      <w:r>
+        <w:t>For the .48 device there was the ftp vulnerability of cleartext transmitted data and DCE services enumeration.</w:t>
+      </w:r>
+      <w:r>
+        <w:t xml:space="preserve"> After the Nessus scan the state changed and moved onto .50</w:t>
+      </w:r>
+      <w:r>
+        <w:t xml:space="preserve"> and to .93 a few hours later.</w:t>
+      </w:r>
+    </w:p>
+    <w:p>
+      <w:r>
+        <w:t>For the .29 the ftp has 2 vulerabilities: anonymous login and cleartext, common platform enumeration, and web server directory enumeration.</w:t>
+      </w:r>
+    </w:p>
+    <w:p>
+      <w:r>
+        <w:t xml:space="preserve">No other vulnerabilities were found from this, however the windows machine is very outdated so im going to have to figure them out myself or run some more nmap scans. </w:t>
+      </w:r>
+    </w:p>
+    <w:p>
+      <w:r>
+        <w:t xml:space="preserve">As this wasn’t very useful and didn’t give me anything I already hadn’t found, I </w:t>
+      </w:r>
+      <w:r>
+        <w:t>wanted</w:t>
+      </w:r>
+      <w:r>
+        <w:t xml:space="preserve"> to use nmap to its fullest and run the nmap-vulner</w:t>
+      </w:r>
+      <w:r>
+        <w:t xml:space="preserve"> </w:t>
+      </w:r>
+      <w:r>
+        <w:t>scan on the open ports to list all the vulnerabilities that they have</w:t>
+      </w:r>
+      <w:r>
+        <w:t>, however I know that it could be quite noisy so my best bet was to try and exploit the vulnerabilities that I have already found.</w:t>
+      </w:r>
+    </w:p>
+    <w:p>
+      <w:r>
+        <w:t>Before this though, I will use Metasploit to do some more enumeration to scan the windows device and see if it does contain the eternal blue vulnerability. I will also use some scanners on the linux box.</w:t>
+      </w:r>
+    </w:p>
+    <w:p>
+      <w:r>
+        <w:t xml:space="preserve">I ran the scanner for eternal blue </w:t>
+      </w:r>
+      <w:r>
+        <w:t>and it came back positive that it is likely vulnerable to it.</w:t>
+      </w:r>
+    </w:p>
+    <w:p>
+      <w:r>
+        <w:t xml:space="preserve">Next one I checked was the SMB users which will attempt to pull a list of all user accounts on the machine over the network. Another tool for this is enum4linux but im “Living off the land” and sticking with Metasploit. I didn’t get anything back from this. Next ill try the smb shares to list the file shares available on the network.. I got an access denied for this one. </w:t>
+      </w:r>
+    </w:p>
+    <w:p>
+      <w:r>
+        <w:t>Next is to check the telnet port to see what legacy version its running. I got a “TELNET Welcome to Microsoft telnet service login:” appear.</w:t>
+      </w:r>
+    </w:p>
+    <w:p>
+      <w:r>
+        <w:lastRenderedPageBreak/>
+        <w:t>Next was to scan the linux box. First I checked the anonymous ftp login which Nessus saud was there. I got “Anonymous READ” for this confirming the vulnerability.</w:t>
+      </w:r>
+    </w:p>
+    <w:p>
+      <w:r>
+        <w:t>Next was to scan the web server for any hidden folders. This is a potential place to also use lfi and rdfi in future.</w:t>
+      </w:r>
+      <w:r>
+        <w:t xml:space="preserve"> This gave back</w:t>
+      </w:r>
+      <w:r>
+        <w:t xml:space="preserve"> a f</w:t>
+      </w:r>
+      <w:r>
+        <w:t xml:space="preserve">ew directories, but the main standout was .htpasswd and .htaccess. There was also program files and documents as well which </w:t>
+      </w:r>
+      <w:r>
+        <w:t xml:space="preserve">is unusual for a linux machine and therefore </w:t>
+      </w:r>
+      <w:r>
+        <w:t xml:space="preserve">could be useful. </w:t>
+      </w:r>
+      <w:r>
+        <w:t>With the FTP anonymous access, it means I could potentially download the .htpasswd file.</w:t>
+      </w:r>
+    </w:p>
+    <w:p>
+      <w:r>
+        <w:t>Finally was to check the http version to find basic misconfigurations. This confirmed it is Apache/2.4.66 (Debian).</w:t>
+      </w:r>
+    </w:p>
+    <w:p>
+      <w:r>
+        <w:t>Now its time to move onto exploiting these vulnerabilities.</w:t>
+      </w:r>
+    </w:p>
+    <w:p>
+      <w:pPr>
+        <w:rPr>
+          <w:b/>
+          <w:bCs/>
+        </w:rPr>
+      </w:pPr>
+      <w:r>
+        <w:rPr>
+          <w:b/>
+          <w:bCs/>
+        </w:rPr>
+        <w:t>Phase 3</w:t>
+      </w:r>
+    </w:p>
+    <w:p>
+      <w:r>
+        <w:t>Starting with the most dangerous exploit, eternal blue, I will try and get full control over the windows machine.</w:t>
+      </w:r>
+      <w:r>
+        <w:t xml:space="preserve"> I ran the exploit and got full access with the highest system privilege (NT AUTHORITY/SYSTEM). I checled the pid and migrated the shell inside of safer, more permanent system process. </w:t>
+      </w:r>
+    </w:p>
+    <w:p>
+      <w:r>
+        <w:t>Next I wanted to steal all of the hashes for the user passwords from the Windows SAM registry using hasdump. I gathered the hashes for admin, 3 employees and 1 guest account. I copied them into a file and tried to crack them with john the ripper</w:t>
+      </w:r>
+      <w:r>
+        <w:t xml:space="preserve"> </w:t>
+      </w:r>
+      <w:r>
+        <w:t>. I was able to get employee2 and employee15s passwords (house and shark) .</w:t>
+      </w:r>
+    </w:p>
+    <w:p>
+      <w:r>
+        <w:t xml:space="preserve">I can move onto phase 4 for this exploit </w:t>
+      </w:r>
+    </w:p>
+    <w:p>
+      <w:r>
+        <w:t>Next I will exploit the linux machine and hopefully from here ill be able to laterally move to the other hidden machines within the network.</w:t>
+      </w:r>
+    </w:p>
+    <w:p>
+      <w:pPr>
+        <w:rPr>
+          <w:b/>
+          <w:bCs/>
+        </w:rPr>
+      </w:pPr>
+      <w:r>
+        <w:rPr>
+          <w:b/>
+          <w:bCs/>
+        </w:rPr>
+        <w:t>Phase 4</w:t>
+      </w:r>
+    </w:p>
+    <w:p>
+      <w:r>
+        <w:t>I already got the root admin privilege, gathered the hashes and cracked 2 passwords. Now I want to check I can access the account via the smbclient tool.</w:t>
+      </w:r>
+      <w:r>
+        <w:t xml:space="preserve"> I used the password the display the list of shares that employee2 can access and then accessed the users share and the employee2 folder</w:t>
+      </w:r>
+      <w:r>
+        <w:t>, with full access to all their documents.</w:t>
+      </w:r>
+    </w:p>
+    <w:p>
+      <w:r>
+        <w:t xml:space="preserve">As ive got full access over the machine, I thought id use a local_exploit_suggester to check the internal patch level against known vulnerabilities. </w:t>
+      </w:r>
+      <w:r>
+        <w:t>I found 12 different exploits from this scan</w:t>
+      </w:r>
+      <w:r>
+        <w:t xml:space="preserve"> for privilege escalation</w:t>
+      </w:r>
+      <w:r>
+        <w:t xml:space="preserve">. </w:t>
+      </w:r>
+      <w:r>
+        <w:t xml:space="preserve"> As ive already got root already I thought id just list a few: </w:t>
+      </w:r>
+      <w:r>
+        <w:t xml:space="preserve">Some High / Critical ones that were found include CVE-2020-1054, </w:t>
+      </w:r>
+      <w:r>
+        <w:t>CVE 2021-40449</w:t>
+      </w:r>
+      <w:r>
+        <w:t>, and CVE_2019_1458</w:t>
+      </w:r>
+      <w:r>
+        <w:t xml:space="preserve"> </w:t>
+      </w:r>
+      <w:r>
+        <w:t>(Win32k Elevation of Privilege Vulnerabiltiy), CVE-2020-0787 (Windows Background Intelligent Transfer Service Elevation of Privilege Vulnerability)</w:t>
+      </w:r>
+      <w:r>
+        <w:t xml:space="preserve">. </w:t>
+      </w:r>
+    </w:p>
+    <w:p>
+      <w:r>
+        <w:t xml:space="preserve">Next I tried to access the same account via telnet. I was able to login directly to the account. </w:t>
+      </w:r>
+    </w:p>
+    <w:p>
+      <w:r>
+        <w:t>After this I wanted to run an arp scan directly in the network to see if there were any more hosts that may have been hidden from the previous nmap scan outside of the network.</w:t>
+      </w:r>
+      <w:r>
+        <w:t xml:space="preserve"> To my surprise there were an extra 5 devices connected to the network: .20, .25, .26, .24, and .45. </w:t>
+      </w:r>
+      <w:r>
+        <w:t>Now I need to check what these devices are from doing a portscan.</w:t>
+      </w:r>
+    </w:p>
+    <w:p>
+      <w:r>
+        <w:t xml:space="preserve">These are the open ports I found: .26: 21,80 .20:445 </w:t>
+      </w:r>
+      <w:r>
+        <w:t xml:space="preserve">. My connection died mid scan unfortunately. </w:t>
+      </w:r>
+    </w:p>
+    <w:p/>
+    <w:p>
+      <w:pPr>
+        <w:rPr>
+          <w:b/>
+          <w:bCs/>
+        </w:rPr>
+      </w:pPr>
     </w:p>
     <w:p>
       <w:pPr>
@@ -2020,6 +2406,7 @@
   <w:style w:type="character" w:default="1" w:styleId="DefaultParagraphFont">
     <w:name w:val="Default Paragraph Font"/>
     <w:uiPriority w:val="1"/>
+    <w:semiHidden/>
     <w:unhideWhenUsed/>
   </w:style>
   <w:style w:type="table" w:default="1" w:styleId="TableNormal">
